--- a/teaching/syllabus/412MSE.docx
+++ b/teaching/syllabus/412MSE.docx
@@ -82,7 +82,7 @@
           <w:sz w:val="20"/>
           <w:szCs w:val="20"/>
         </w:rPr>
-        <w:t>5</w:t>
+        <w:t>6</w:t>
       </w:r>
       <w:r>
         <w:rPr>
@@ -721,7 +721,7 @@
     </w:p>
     <w:p>
       <w:pPr>
-        <w:spacing w:after="240"/>
+        <w:spacing w:after="160"/>
         <w:jc w:val="both"/>
         <w:rPr>
           <w:b/>
@@ -756,7 +756,7 @@
     </w:p>
     <w:p>
       <w:pPr>
-        <w:spacing w:after="240"/>
+        <w:spacing w:after="160"/>
         <w:jc w:val="both"/>
         <w:rPr>
           <w:sz w:val="20"/>
@@ -1087,6 +1087,7 @@
     <w:p>
       <w:pPr>
         <w:spacing w:after="60"/>
+        <w:contextualSpacing/>
         <w:jc w:val="both"/>
         <w:rPr>
           <w:sz w:val="20"/>
@@ -1289,7 +1290,7 @@
           <w:right w:val="nil"/>
           <w:between w:val="nil"/>
         </w:pBdr>
-        <w:spacing w:after="240"/>
+        <w:spacing w:after="160"/>
         <w:jc w:val="both"/>
         <w:rPr>
           <w:color w:val="000000"/>
@@ -1482,12 +1483,6 @@
               </w:rPr>
               <w:t>1</w:t>
             </w:r>
-            <w:r>
-              <w:rPr>
-                <w:bCs/>
-              </w:rPr>
-              <w:t>-2</w:t>
-            </w:r>
           </w:p>
         </w:tc>
         <w:tc>
@@ -1626,7 +1621,31 @@
               <w:rPr>
                 <w:bCs/>
               </w:rPr>
-              <w:t>Android Apps</w:t>
+              <w:t xml:space="preserve">Android </w:t>
+            </w:r>
+            <w:r>
+              <w:rPr>
+                <w:bCs/>
+              </w:rPr>
+              <w:t xml:space="preserve">Apps </w:t>
+            </w:r>
+            <w:r>
+              <w:rPr>
+                <w:bCs/>
+              </w:rPr>
+              <w:t>-</w:t>
+            </w:r>
+            <w:r>
+              <w:rPr>
+                <w:bCs/>
+              </w:rPr>
+              <w:t xml:space="preserve"> Foundation</w:t>
+            </w:r>
+            <w:r>
+              <w:rPr>
+                <w:bCs/>
+              </w:rPr>
+              <w:t>s</w:t>
             </w:r>
           </w:p>
         </w:tc>
@@ -1676,13 +1695,7 @@
               <w:rPr>
                 <w:bCs/>
               </w:rPr>
-              <w:t>5-</w:t>
-            </w:r>
-            <w:r>
-              <w:rPr>
-                <w:bCs/>
-              </w:rPr>
-              <w:t>6</w:t>
+              <w:t>5</w:t>
             </w:r>
           </w:p>
         </w:tc>
@@ -1700,19 +1713,7 @@
               <w:rPr>
                 <w:bCs/>
               </w:rPr>
-              <w:t>Mobile</w:t>
-            </w:r>
-            <w:r>
-              <w:rPr>
-                <w:bCs/>
-              </w:rPr>
-              <w:t xml:space="preserve"> App </w:t>
-            </w:r>
-            <w:r>
-              <w:rPr>
-                <w:bCs/>
-              </w:rPr>
-              <w:t>Quality</w:t>
+              <w:t>Mobile App Development: Native Android Apps – Modern Practices</w:t>
             </w:r>
           </w:p>
         </w:tc>
@@ -1756,7 +1757,13 @@
               <w:rPr>
                 <w:bCs/>
               </w:rPr>
-              <w:t>7-8</w:t>
+              <w:t>6</w:t>
+            </w:r>
+            <w:r>
+              <w:rPr>
+                <w:bCs/>
+              </w:rPr>
+              <w:t>-8</w:t>
             </w:r>
           </w:p>
         </w:tc>
@@ -1774,7 +1781,7 @@
               <w:rPr>
                 <w:bCs/>
               </w:rPr>
-              <w:t>Mobile App Reliability</w:t>
+              <w:t xml:space="preserve">Mobile App Quality </w:t>
             </w:r>
           </w:p>
         </w:tc>
@@ -1825,7 +1832,7 @@
               <w:rPr>
                 <w:bCs/>
               </w:rPr>
-              <w:t>9</w:t>
+              <w:t>8-10</w:t>
             </w:r>
           </w:p>
         </w:tc>
@@ -1835,7 +1842,6 @@
           </w:tcPr>
           <w:p>
             <w:pPr>
-              <w:jc w:val="right"/>
               <w:rPr>
                 <w:bCs/>
               </w:rPr>
@@ -1844,22 +1850,39 @@
               <w:rPr>
                 <w:bCs/>
               </w:rPr>
-              <w:t>Midterm Project Presentation</w:t>
+              <w:t>Mobile App Reliability</w:t>
             </w:r>
           </w:p>
         </w:tc>
         <w:tc>
           <w:tcPr>
             <w:tcW w:w="2908" w:type="dxa"/>
-            <w:shd w:val="clear" w:color="auto" w:fill="E7E6E6" w:themeFill="background2"/>
+            <w:shd w:val="clear" w:color="auto" w:fill="auto"/>
           </w:tcPr>
           <w:p>
             <w:pPr>
-              <w:jc w:val="right"/>
               <w:rPr>
                 <w:bCs/>
               </w:rPr>
             </w:pPr>
+            <w:r>
+              <w:rPr>
+                <w:bCs/>
+              </w:rPr>
+              <w:t xml:space="preserve">Assignment </w:t>
+            </w:r>
+            <w:r>
+              <w:rPr>
+                <w:bCs/>
+              </w:rPr>
+              <w:t>5</w:t>
+            </w:r>
+            <w:r>
+              <w:rPr>
+                <w:bCs/>
+              </w:rPr>
+              <w:t xml:space="preserve">, </w:t>
+            </w:r>
             <w:r>
               <w:rPr>
                 <w:bCs/>
@@ -1884,7 +1907,13 @@
               <w:rPr>
                 <w:bCs/>
               </w:rPr>
-              <w:t>10</w:t>
+              <w:t>1</w:t>
+            </w:r>
+            <w:r>
+              <w:rPr>
+                <w:bCs/>
+              </w:rPr>
+              <w:t>1</w:t>
             </w:r>
             <w:r>
               <w:rPr>
@@ -1902,7 +1931,7 @@
               <w:rPr>
                 <w:bCs/>
               </w:rPr>
-              <w:t>2</w:t>
+              <w:t>3</w:t>
             </w:r>
           </w:p>
         </w:tc>
@@ -1950,19 +1979,7 @@
               <w:rPr>
                 <w:bCs/>
               </w:rPr>
-              <w:t xml:space="preserve">Assignment </w:t>
-            </w:r>
-            <w:r>
-              <w:rPr>
-                <w:bCs/>
-              </w:rPr>
-              <w:t>5</w:t>
-            </w:r>
-            <w:r>
-              <w:rPr>
-                <w:bCs/>
-              </w:rPr>
-              <w:t xml:space="preserve"> </w:t>
+              <w:t>Assignment 6</w:t>
             </w:r>
           </w:p>
         </w:tc>
@@ -1988,7 +2005,7 @@
               <w:rPr>
                 <w:bCs/>
               </w:rPr>
-              <w:t>2</w:t>
+              <w:t>3</w:t>
             </w:r>
             <w:r>
               <w:rPr>
@@ -2000,7 +2017,7 @@
               <w:rPr>
                 <w:bCs/>
               </w:rPr>
-              <w:t>4</w:t>
+              <w:t>5</w:t>
             </w:r>
           </w:p>
         </w:tc>
@@ -2054,7 +2071,7 @@
               <w:rPr>
                 <w:bCs/>
               </w:rPr>
-              <w:t>6</w:t>
+              <w:t>7</w:t>
             </w:r>
           </w:p>
         </w:tc>
@@ -2080,7 +2097,7 @@
               <w:rPr>
                 <w:bCs/>
               </w:rPr>
-              <w:t>5</w:t>
+              <w:t>6</w:t>
             </w:r>
           </w:p>
         </w:tc>
@@ -2090,7 +2107,6 @@
           </w:tcPr>
           <w:p>
             <w:pPr>
-              <w:jc w:val="right"/>
               <w:rPr>
                 <w:bCs/>
               </w:rPr>
@@ -2106,11 +2122,10 @@
         <w:tc>
           <w:tcPr>
             <w:tcW w:w="2908" w:type="dxa"/>
-            <w:shd w:val="clear" w:color="auto" w:fill="E7E6E6" w:themeFill="background2"/>
+            <w:shd w:val="clear" w:color="auto" w:fill="auto"/>
           </w:tcPr>
           <w:p>
             <w:pPr>
-              <w:jc w:val="right"/>
               <w:rPr>
                 <w:bCs/>
               </w:rPr>
@@ -2133,7 +2148,7 @@
     </w:tbl>
     <w:p>
       <w:pPr>
-        <w:spacing w:before="200"/>
+        <w:spacing w:before="160"/>
         <w:rPr>
           <w:b/>
           <w:sz w:val="20"/>
@@ -2206,21 +2221,28 @@
           <w:sz w:val="20"/>
           <w:szCs w:val="20"/>
         </w:rPr>
-        <w:t xml:space="preserve">The course tasks (assignments and projects) with their due dates will be posted on Blackboard. Students are encouraged to complete the tasks by the due dates, but no penalty </w:t>
-      </w:r>
-      <w:r>
-        <w:rPr>
-          <w:sz w:val="20"/>
-          <w:szCs w:val="20"/>
-        </w:rPr>
-        <w:t>will</w:t>
-      </w:r>
-      <w:r>
-        <w:rPr>
-          <w:sz w:val="20"/>
-          <w:szCs w:val="20"/>
-        </w:rPr>
-        <w:t xml:space="preserve"> be imposed if the tasks are turned in late. However, no coursework will be accepted after the semester's due date. Also, the instructor will have the discretion to impose firm due dates with late penalties if deemed necessary.</w:t>
+        <w:t xml:space="preserve">The course tasks (assignments and projects) with their due dates will be posted on Blackboard. Students </w:t>
+      </w:r>
+      <w:r>
+        <w:rPr>
+          <w:sz w:val="20"/>
+          <w:szCs w:val="20"/>
+        </w:rPr>
+        <w:t>must complete</w:t>
+      </w:r>
+      <w:r>
+        <w:rPr>
+          <w:sz w:val="20"/>
+          <w:szCs w:val="20"/>
+        </w:rPr>
+        <w:t xml:space="preserve"> </w:t>
+      </w:r>
+      <w:r>
+        <w:rPr>
+          <w:sz w:val="20"/>
+          <w:szCs w:val="20"/>
+        </w:rPr>
+        <w:t>the tasks by the due dates. The tasks will not be accepted after the due date.</w:t>
       </w:r>
     </w:p>
     <w:p>
@@ -2243,7 +2265,6 @@
           <w:sz w:val="20"/>
           <w:szCs w:val="20"/>
         </w:rPr>
-        <w:lastRenderedPageBreak/>
         <w:t>This course is designed to cover both theoretical and practical aspects of mobile software engineering. Therefore, students are expected to learn the concepts, tools, and techniques taught in the class and apply them to</w:t>
       </w:r>
       <w:r>
@@ -2289,6 +2310,7 @@
           <w:sz w:val="20"/>
           <w:szCs w:val="20"/>
         </w:rPr>
+        <w:lastRenderedPageBreak/>
         <w:t>Textbooks and Readings</w:t>
       </w:r>
     </w:p>
@@ -2324,7 +2346,7 @@
           <w:tab w:val="left" w:pos="13740"/>
           <w:tab w:val="left" w:pos="14656"/>
         </w:tabs>
-        <w:spacing w:after="240"/>
+        <w:spacing w:after="160"/>
         <w:contextualSpacing w:val="0"/>
         <w:jc w:val="both"/>
         <w:rPr>
@@ -2429,7 +2451,25 @@
           <w:sz w:val="20"/>
           <w:szCs w:val="20"/>
         </w:rPr>
-        <w:t>This course has six assignments,</w:t>
+        <w:t xml:space="preserve">This course has </w:t>
+      </w:r>
+      <w:r>
+        <w:rPr>
+          <w:bCs/>
+          <w:color w:val="000000"/>
+          <w:sz w:val="20"/>
+          <w:szCs w:val="20"/>
+        </w:rPr>
+        <w:t>seven</w:t>
+      </w:r>
+      <w:r>
+        <w:rPr>
+          <w:bCs/>
+          <w:color w:val="000000"/>
+          <w:sz w:val="20"/>
+          <w:szCs w:val="20"/>
+        </w:rPr>
+        <w:t xml:space="preserve"> assignments,</w:t>
       </w:r>
       <w:r>
         <w:rPr>
@@ -2486,7 +2526,7 @@
           <w:right w:val="nil"/>
           <w:between w:val="nil"/>
         </w:pBdr>
-        <w:spacing w:after="240"/>
+        <w:spacing w:after="160"/>
         <w:jc w:val="both"/>
         <w:rPr>
           <w:color w:val="000000"/>
@@ -2557,21 +2597,7 @@
           <w:sz w:val="20"/>
           <w:szCs w:val="20"/>
         </w:rPr>
-        <w:t xml:space="preserve">Students </w:t>
-      </w:r>
-      <w:r>
-        <w:rPr>
-          <w:sz w:val="20"/>
-          <w:szCs w:val="20"/>
-        </w:rPr>
-        <w:t>attending classes in person will</w:t>
-      </w:r>
-      <w:r>
-        <w:rPr>
-          <w:sz w:val="20"/>
-          <w:szCs w:val="20"/>
-        </w:rPr>
-        <w:t xml:space="preserve"> present the completed projects in class.</w:t>
+        <w:t>Students attending classes in person will present their final projects in class, subject to time availability.</w:t>
       </w:r>
     </w:p>
     <w:p>
@@ -2731,15 +2757,31 @@
           <w:sz w:val="20"/>
           <w:szCs w:val="20"/>
         </w:rPr>
-        <w:t>60</w:t>
-      </w:r>
-      <w:r>
-        <w:rPr>
-          <w:color w:val="000000"/>
-          <w:sz w:val="20"/>
-          <w:szCs w:val="20"/>
-        </w:rPr>
-        <w:t>%, and projects - 4</w:t>
+        <w:t>7</w:t>
+      </w:r>
+      <w:r>
+        <w:rPr>
+          <w:color w:val="000000"/>
+          <w:sz w:val="20"/>
+          <w:szCs w:val="20"/>
+        </w:rPr>
+        <w:t>0</w:t>
+      </w:r>
+      <w:r>
+        <w:rPr>
+          <w:color w:val="000000"/>
+          <w:sz w:val="20"/>
+          <w:szCs w:val="20"/>
+        </w:rPr>
+        <w:t xml:space="preserve">%, and projects - </w:t>
+      </w:r>
+      <w:r>
+        <w:rPr>
+          <w:color w:val="000000"/>
+          <w:sz w:val="20"/>
+          <w:szCs w:val="20"/>
+        </w:rPr>
+        <w:t>3</w:t>
       </w:r>
       <w:r>
         <w:rPr>
@@ -2771,7 +2813,7 @@
           <w:right w:val="nil"/>
           <w:between w:val="nil"/>
         </w:pBdr>
-        <w:spacing w:after="240"/>
+        <w:spacing w:after="160"/>
         <w:rPr>
           <w:b/>
           <w:color w:val="000000"/>
@@ -2982,7 +3024,7 @@
     </w:p>
     <w:p>
       <w:pPr>
-        <w:spacing w:after="240"/>
+        <w:spacing w:after="160"/>
         <w:jc w:val="both"/>
         <w:rPr>
           <w:sz w:val="20"/>
@@ -3017,7 +3059,7 @@
     </w:p>
     <w:p>
       <w:pPr>
-        <w:spacing w:after="240"/>
+        <w:spacing w:after="160"/>
         <w:jc w:val="both"/>
         <w:rPr>
           <w:sz w:val="20"/>
@@ -3061,7 +3103,7 @@
     </w:p>
     <w:p>
       <w:pPr>
-        <w:spacing w:after="240"/>
+        <w:spacing w:after="160"/>
         <w:jc w:val="both"/>
         <w:rPr>
           <w:b/>
@@ -3134,8 +3176,6 @@
         <w:spacing w:after="160"/>
         <w:jc w:val="both"/>
         <w:rPr>
-          <w:b/>
-          <w:color w:val="000000"/>
           <w:sz w:val="20"/>
           <w:szCs w:val="20"/>
         </w:rPr>
@@ -3164,6 +3204,72 @@
           <w:szCs w:val="20"/>
         </w:rPr>
         <w:t xml:space="preserve"> ).</w:t>
+      </w:r>
+    </w:p>
+    <w:p>
+      <w:pPr>
+        <w:pBdr>
+          <w:top w:val="nil"/>
+          <w:left w:val="nil"/>
+          <w:bottom w:val="nil"/>
+          <w:right w:val="nil"/>
+          <w:between w:val="nil"/>
+        </w:pBdr>
+        <w:spacing w:after="160"/>
+        <w:contextualSpacing/>
+        <w:jc w:val="both"/>
+        <w:rPr>
+          <w:b/>
+          <w:color w:val="000000"/>
+          <w:sz w:val="20"/>
+          <w:szCs w:val="20"/>
+        </w:rPr>
+      </w:pPr>
+      <w:r>
+        <w:rPr>
+          <w:b/>
+          <w:color w:val="000000"/>
+          <w:sz w:val="20"/>
+          <w:szCs w:val="20"/>
+        </w:rPr>
+        <w:t>Generative Artificial Intelligence</w:t>
+      </w:r>
+      <w:r>
+        <w:rPr>
+          <w:b/>
+          <w:color w:val="000000"/>
+          <w:sz w:val="20"/>
+          <w:szCs w:val="20"/>
+        </w:rPr>
+        <w:t xml:space="preserve"> Statement</w:t>
+      </w:r>
+    </w:p>
+    <w:p>
+      <w:pPr>
+        <w:pBdr>
+          <w:top w:val="nil"/>
+          <w:left w:val="nil"/>
+          <w:bottom w:val="nil"/>
+          <w:right w:val="nil"/>
+          <w:between w:val="nil"/>
+        </w:pBdr>
+        <w:spacing w:after="160"/>
+        <w:jc w:val="both"/>
+        <w:rPr>
+          <w:bCs/>
+          <w:color w:val="000000"/>
+          <w:sz w:val="20"/>
+          <w:szCs w:val="20"/>
+        </w:rPr>
+      </w:pPr>
+      <w:r>
+        <w:rPr>
+          <w:bCs/>
+          <w:color w:val="000000"/>
+          <w:sz w:val="20"/>
+          <w:szCs w:val="20"/>
+        </w:rPr>
+        <w:t>Students may not use generative AI tools to complete course assignments, projects, or other coursework unless explicitly instructed or permitted by the instructor. The instructor may use generative AI tools for instructional purposes, including demonstrating their capabilities, limitations, and appropriate use in mobile software engineering.</w:t>
       </w:r>
     </w:p>
     <w:p>
